--- a/backend/templates/rme/RAMPA.docx
+++ b/backend/templates/rme/RAMPA.docx
@@ -209,7 +209,19 @@
         <w:rPr>
           <w:rFonts w:ascii="Arial" w:hAnsi="Arial" w:cs="Arial"/>
         </w:rPr>
-        <w:t xml:space="preserve">□ MAX – 5250 mm compr. X 2100 mm larg.□ STD – 4570 mm compr. X 2100 mm larg. </w:t>
+        <w:t xml:space="preserve">□ MAX – 5250 mm compr. X 2100 mm larg.</w:t>
+      </w:r>
+      <w:r>
+        <w:rPr>
+          <w:rFonts w:ascii="Arial" w:hAnsi="Arial" w:cs="Arial"/>
+        </w:rPr>
+        <w:br/>
+      </w:r>
+      <w:r>
+        <w:rPr>
+          <w:rFonts w:ascii="Arial" w:hAnsi="Arial" w:cs="Arial"/>
+        </w:rPr>
+        <w:t xml:space="preserve">□ STD – 4570 mm compr. X 2100 mm larg. </w:t>
       </w:r>
     </w:p>
     <w:p>
